--- a/tests/stats_merged_quiz_multimodal_clean.docx
+++ b/tests/stats_merged_quiz_multimodal_clean.docx
@@ -715,7 +715,7 @@
       <w:r>
         <w:drawing>
           <wp:inline xmlns:a="http://schemas.openxmlformats.org/drawingml/2006/main" xmlns:pic="http://schemas.openxmlformats.org/drawingml/2006/picture">
-            <wp:extent cx="6858000" cy="1737360"/>
+            <wp:extent cx="5943600" cy="1977068"/>
             <wp:docPr id="1" name="Picture 1" descr="Document figure" title="Document figure"/>
             <wp:cNvGraphicFramePr>
               <a:graphicFrameLocks noChangeAspect="1"/>
@@ -736,7 +736,7 @@
                   <pic:spPr>
                     <a:xfrm>
                       <a:off x="0" y="0"/>
-                      <a:ext cx="6858000" cy="1737360"/>
+                      <a:ext cx="5943600" cy="1977068"/>
                     </a:xfrm>
                     <a:prstGeom prst="rect"/>
                   </pic:spPr>
@@ -782,7 +782,7 @@
       <w:r>
         <w:drawing>
           <wp:inline xmlns:a="http://schemas.openxmlformats.org/drawingml/2006/main" xmlns:pic="http://schemas.openxmlformats.org/drawingml/2006/picture">
-            <wp:extent cx="6858000" cy="1737360"/>
+            <wp:extent cx="5943600" cy="2064651"/>
             <wp:docPr id="2" name="Picture 2" descr="Document figure" title="Document figure"/>
             <wp:cNvGraphicFramePr>
               <a:graphicFrameLocks noChangeAspect="1"/>
@@ -803,7 +803,7 @@
                   <pic:spPr>
                     <a:xfrm>
                       <a:off x="0" y="0"/>
-                      <a:ext cx="6858000" cy="1737360"/>
+                      <a:ext cx="5943600" cy="2064651"/>
                     </a:xfrm>
                     <a:prstGeom prst="rect"/>
                   </pic:spPr>
@@ -1534,7 +1534,7 @@
       <w:r>
         <w:drawing>
           <wp:inline xmlns:a="http://schemas.openxmlformats.org/drawingml/2006/main" xmlns:pic="http://schemas.openxmlformats.org/drawingml/2006/picture">
-            <wp:extent cx="3108960" cy="1554480"/>
+            <wp:extent cx="3108960" cy="1596493"/>
             <wp:docPr id="3" name="Picture 3" descr="Length of Stay (days)" title="Length of Stay (days)"/>
             <wp:cNvGraphicFramePr>
               <a:graphicFrameLocks noChangeAspect="1"/>
@@ -1555,7 +1555,7 @@
                   <pic:spPr>
                     <a:xfrm>
                       <a:off x="0" y="0"/>
-                      <a:ext cx="3108960" cy="1554480"/>
+                      <a:ext cx="3108960" cy="1596493"/>
                     </a:xfrm>
                     <a:prstGeom prst="rect"/>
                   </pic:spPr>
@@ -2337,7 +2337,7 @@
       <w:r>
         <w:drawing>
           <wp:inline xmlns:a="http://schemas.openxmlformats.org/drawingml/2006/main" xmlns:pic="http://schemas.openxmlformats.org/drawingml/2006/picture">
-            <wp:extent cx="6217920" cy="1920240"/>
+            <wp:extent cx="5943600" cy="1700476"/>
             <wp:docPr id="4" name="Picture 4" descr="Dissolved Oxygen Concentration (mg/l) in Streams with Temperatures Warmer than 8°C" title="Dissolved Oxygen Concentration (mg/l) in Streams with Temperatures Warmer than 8°C"/>
             <wp:cNvGraphicFramePr>
               <a:graphicFrameLocks noChangeAspect="1"/>
@@ -2358,7 +2358,7 @@
                   <pic:spPr>
                     <a:xfrm>
                       <a:off x="0" y="0"/>
-                      <a:ext cx="6217920" cy="1920240"/>
+                      <a:ext cx="5943600" cy="1700476"/>
                     </a:xfrm>
                     <a:prstGeom prst="rect"/>
                   </pic:spPr>
@@ -2536,7 +2536,7 @@
       <w:r>
         <w:drawing>
           <wp:inline xmlns:a="http://schemas.openxmlformats.org/drawingml/2006/main" xmlns:pic="http://schemas.openxmlformats.org/drawingml/2006/picture">
-            <wp:extent cx="3145536" cy="2029968"/>
+            <wp:extent cx="3145536" cy="1066920"/>
             <wp:docPr id="5" name="Picture 5" descr="Segmented bar graphs and key" title="Segmented bar graphs and key"/>
             <wp:cNvGraphicFramePr>
               <a:graphicFrameLocks noChangeAspect="1"/>
@@ -2557,7 +2557,7 @@
                   <pic:spPr>
                     <a:xfrm>
                       <a:off x="0" y="0"/>
-                      <a:ext cx="3145536" cy="2029968"/>
+                      <a:ext cx="3145536" cy="1066920"/>
                     </a:xfrm>
                     <a:prstGeom prst="rect"/>
                   </pic:spPr>
@@ -2726,7 +2726,7 @@
               <a:graphicData uri="http://schemas.openxmlformats.org/drawingml/2006/picture">
                 <pic:pic>
                   <pic:nvPicPr>
-                    <pic:cNvPr id="0" name="chart_1396610217968.png"/>
+                    <pic:cNvPr id="0" name="chart_2823318173600.png"/>
                     <pic:cNvPicPr/>
                   </pic:nvPicPr>
                   <pic:blipFill>
